--- a/OPSC6311_Final_POE_EduBudget..docx
+++ b/OPSC6311_Final_POE_EduBudget..docx
@@ -2,11 +2,7 @@
 <file path=word/document.xml><?xml version="1.0" encoding="utf-8"?>
 <w:document xmlns:wpc="http://schemas.microsoft.com/office/word/2010/wordprocessingCanvas" xmlns:cx="http://schemas.microsoft.com/office/drawing/2014/chartex" xmlns:cx1="http://schemas.microsoft.com/office/drawing/2015/9/8/chartex" xmlns:cx2="http://schemas.microsoft.com/office/drawing/2015/10/21/chartex" xmlns:cx3="http://schemas.microsoft.com/office/drawing/2016/5/9/chartex" xmlns:cx4="http://schemas.microsoft.com/office/drawing/2016/5/10/chartex" xmlns:cx5="http://schemas.microsoft.com/office/drawing/2016/5/11/chartex" xmlns:cx6="http://schemas.microsoft.com/office/drawing/2016/5/12/chartex" xmlns:cx7="http://schemas.microsoft.com/office/drawing/2016/5/13/chartex" xmlns:cx8="http://schemas.microsoft.com/office/drawing/2016/5/14/chartex" xmlns:mc="http://schemas.openxmlformats.org/markup-compatibility/2006" xmlns:aink="http://schemas.microsoft.com/office/drawing/2016/ink" xmlns:am3d="http://schemas.microsoft.com/office/drawing/2017/model3d" xmlns:o="urn:schemas-microsoft-com:office:office" xmlns:oel="http://schemas.microsoft.com/office/2019/extlst" xmlns:r="http://schemas.openxmlformats.org/officeDocument/2006/relationships" xmlns:m="http://schemas.openxmlformats.org/officeDocument/2006/math" xmlns:v="urn:schemas-microsoft-com:vml" xmlns:wp14="http://schemas.microsoft.com/office/word/2010/wordprocessingDrawing" xmlns:wp="http://schemas.openxmlformats.org/drawingml/2006/wordprocessingDrawing" xmlns:w10="urn:schemas-microsoft-com:office:word" xmlns:w="http://schemas.openxmlformats.org/wordprocessingml/2006/main" xmlns:w14="http://schemas.microsoft.com/office/word/2010/wordml" xmlns:w15="http://schemas.microsoft.com/office/word/2012/wordml" xmlns:w16cex="http://schemas.microsoft.com/office/word/2018/wordml/cex" xmlns:w16cid="http://schemas.microsoft.com/office/word/2016/wordml/cid" xmlns:w16="http://schemas.microsoft.com/office/word/2018/wordml" xmlns:w16du="http://schemas.microsoft.com/office/word/2023/wordml/word16du" xmlns:w16sdtdh="http://schemas.microsoft.com/office/word/2020/wordml/sdtdatahash" xmlns:w16sdtfl="http://schemas.microsoft.com/office/word/2024/wordml/sdtformatlock" xmlns:w16se="http://schemas.microsoft.com/office/word/2015/wordml/symex" xmlns:wpg="http://schemas.microsoft.com/office/word/2010/wordprocessingGroup" xmlns:wpi="http://schemas.microsoft.com/office/word/2010/wordprocessingInk" xmlns:wne="http://schemas.microsoft.com/office/word/2006/wordml" xmlns:wps="http://schemas.microsoft.com/office/word/2010/wordprocessingShape" mc:Ignorable="w14 w15 w16se w16cid w16 w16cex w16sdtdh w16sdtfl w16du wp14">
   <w:body>
-    <w:p>
-      <w:pPr>
-        <w:spacing w:after="120"/>
-      </w:pPr>
-    </w:p>
+    <w:p/>
     <w:p>
       <w:pPr>
         <w:spacing w:after="120"/>
@@ -5981,10 +5977,10 @@
           <w:noProof/>
         </w:rPr>
         <w:drawing>
-          <wp:inline distT="0" distB="0" distL="0" distR="0" wp14:anchorId="110017C3" wp14:editId="4076DB9E">
-            <wp:extent cx="2095500" cy="3749040"/>
-            <wp:effectExtent l="0" t="0" r="0" b="3810"/>
-            <wp:docPr id="1971786209" name="Picture 1971786209"/>
+          <wp:inline distT="0" distB="0" distL="0" distR="0" wp14:anchorId="3E22C4AB" wp14:editId="7DDE3D9C">
+            <wp:extent cx="1805864" cy="2400300"/>
+            <wp:effectExtent l="0" t="0" r="4445" b="0"/>
+            <wp:docPr id="1149852889" name="Picture 19"/>
             <wp:cNvGraphicFramePr>
               <a:graphicFrameLocks xmlns:a="http://schemas.openxmlformats.org/drawingml/2006/main" noChangeAspect="1"/>
             </wp:cNvGraphicFramePr>
@@ -5992,13 +5988,19 @@
               <a:graphicData uri="http://schemas.openxmlformats.org/drawingml/2006/picture">
                 <pic:pic xmlns:pic="http://schemas.openxmlformats.org/drawingml/2006/picture">
                   <pic:nvPicPr>
-                    <pic:cNvPr id="0" name=""/>
+                    <pic:cNvPr id="0" name="Picture 37"/>
                     <pic:cNvPicPr>
                       <a:picLocks noChangeAspect="1" noChangeArrowheads="1"/>
                     </pic:cNvPicPr>
                   </pic:nvPicPr>
                   <pic:blipFill>
-                    <a:blip r:embed="rId11"/>
+                    <a:blip r:embed="rId11" cstate="print">
+                      <a:extLst>
+                        <a:ext uri="{28A0092B-C50C-407E-A947-70E740481C1C}">
+                          <a14:useLocalDpi xmlns:a14="http://schemas.microsoft.com/office/drawing/2010/main" val="0"/>
+                        </a:ext>
+                      </a:extLst>
+                    </a:blip>
                     <a:srcRect/>
                     <a:stretch>
                       <a:fillRect/>
@@ -6007,11 +6009,15 @@
                   <pic:spPr bwMode="auto">
                     <a:xfrm>
                       <a:off x="0" y="0"/>
-                      <a:ext cx="2095500" cy="3749040"/>
+                      <a:ext cx="1819032" cy="2417803"/>
                     </a:xfrm>
                     <a:prstGeom prst="rect">
                       <a:avLst/>
                     </a:prstGeom>
+                    <a:noFill/>
+                    <a:ln>
+                      <a:noFill/>
+                    </a:ln>
                   </pic:spPr>
                 </pic:pic>
               </a:graphicData>
@@ -6057,7 +6063,6 @@
         <w:keepNext/>
       </w:pPr>
       <w:r>
-        <w:lastRenderedPageBreak/>
         <w:t xml:space="preserve"> </w:t>
       </w:r>
       <w:bookmarkStart w:id="11" w:name="_Toc231667167"/>
@@ -6075,10 +6080,10 @@
           <w:noProof/>
         </w:rPr>
         <w:drawing>
-          <wp:inline distT="0" distB="0" distL="0" distR="0" wp14:anchorId="471ACC92" wp14:editId="4379EDAC">
-            <wp:extent cx="2095500" cy="3794760"/>
+          <wp:inline distT="0" distB="0" distL="0" distR="0" wp14:anchorId="6044E1C2" wp14:editId="66EBC480">
+            <wp:extent cx="1638300" cy="2956560"/>
             <wp:effectExtent l="0" t="0" r="0" b="0"/>
-            <wp:docPr id="572847639" name="Picture 572847639"/>
+            <wp:docPr id="800412664" name="Picture 18"/>
             <wp:cNvGraphicFramePr>
               <a:graphicFrameLocks xmlns:a="http://schemas.openxmlformats.org/drawingml/2006/main" noChangeAspect="1"/>
             </wp:cNvGraphicFramePr>
@@ -6086,13 +6091,19 @@
               <a:graphicData uri="http://schemas.openxmlformats.org/drawingml/2006/picture">
                 <pic:pic xmlns:pic="http://schemas.openxmlformats.org/drawingml/2006/picture">
                   <pic:nvPicPr>
-                    <pic:cNvPr id="0" name=""/>
+                    <pic:cNvPr id="0" name="Picture 35"/>
                     <pic:cNvPicPr>
                       <a:picLocks noChangeAspect="1" noChangeArrowheads="1"/>
                     </pic:cNvPicPr>
                   </pic:nvPicPr>
                   <pic:blipFill>
-                    <a:blip r:embed="rId12"/>
+                    <a:blip r:embed="rId12" cstate="print">
+                      <a:extLst>
+                        <a:ext uri="{28A0092B-C50C-407E-A947-70E740481C1C}">
+                          <a14:useLocalDpi xmlns:a14="http://schemas.microsoft.com/office/drawing/2010/main" val="0"/>
+                        </a:ext>
+                      </a:extLst>
+                    </a:blip>
                     <a:srcRect/>
                     <a:stretch>
                       <a:fillRect/>
@@ -6101,11 +6112,15 @@
                   <pic:spPr bwMode="auto">
                     <a:xfrm>
                       <a:off x="0" y="0"/>
-                      <a:ext cx="2095500" cy="3794760"/>
+                      <a:ext cx="1641683" cy="2962666"/>
                     </a:xfrm>
                     <a:prstGeom prst="rect">
                       <a:avLst/>
                     </a:prstGeom>
+                    <a:noFill/>
+                    <a:ln>
+                      <a:noFill/>
+                    </a:ln>
                   </pic:spPr>
                 </pic:pic>
               </a:graphicData>
@@ -6148,9 +6163,11 @@
     <w:p>
       <w:pPr>
         <w:pStyle w:val="Heading2"/>
+        <w:keepNext/>
       </w:pPr>
       <w:bookmarkStart w:id="12" w:name="_Toc231667168"/>
       <w:r>
+        <w:lastRenderedPageBreak/>
         <w:t>Dashboard Screen</w:t>
       </w:r>
       <w:bookmarkEnd w:id="12"/>
@@ -6158,16 +6175,19 @@
     <w:p>
       <w:pPr>
         <w:jc w:val="center"/>
-      </w:pPr>
-      <w:r>
         <w:rPr>
           <w:noProof/>
         </w:rPr>
+      </w:pPr>
+      <w:r>
+        <w:rPr>
+          <w:noProof/>
+        </w:rPr>
         <w:drawing>
-          <wp:inline distT="0" distB="0" distL="0" distR="0" wp14:anchorId="6DB836CC" wp14:editId="6743C5E4">
-            <wp:extent cx="1905000" cy="3550920"/>
-            <wp:effectExtent l="0" t="0" r="0" b="0"/>
-            <wp:docPr id="1819277025" name="Picture 1819277025"/>
+          <wp:inline distT="0" distB="0" distL="0" distR="0" wp14:anchorId="292CD6BE" wp14:editId="753E52A5">
+            <wp:extent cx="1783080" cy="3596640"/>
+            <wp:effectExtent l="0" t="0" r="7620" b="3810"/>
+            <wp:docPr id="1298390716" name="Picture 14"/>
             <wp:cNvGraphicFramePr>
               <a:graphicFrameLocks xmlns:a="http://schemas.openxmlformats.org/drawingml/2006/main" noChangeAspect="1"/>
             </wp:cNvGraphicFramePr>
@@ -6175,13 +6195,19 @@
               <a:graphicData uri="http://schemas.openxmlformats.org/drawingml/2006/picture">
                 <pic:pic xmlns:pic="http://schemas.openxmlformats.org/drawingml/2006/picture">
                   <pic:nvPicPr>
-                    <pic:cNvPr id="0" name=""/>
+                    <pic:cNvPr id="0" name="Picture 27"/>
                     <pic:cNvPicPr>
                       <a:picLocks noChangeAspect="1" noChangeArrowheads="1"/>
                     </pic:cNvPicPr>
                   </pic:nvPicPr>
                   <pic:blipFill>
-                    <a:blip r:embed="rId13"/>
+                    <a:blip r:embed="rId13" cstate="print">
+                      <a:extLst>
+                        <a:ext uri="{28A0092B-C50C-407E-A947-70E740481C1C}">
+                          <a14:useLocalDpi xmlns:a14="http://schemas.microsoft.com/office/drawing/2010/main" val="0"/>
+                        </a:ext>
+                      </a:extLst>
+                    </a:blip>
                     <a:srcRect/>
                     <a:stretch>
                       <a:fillRect/>
@@ -6190,11 +6216,15 @@
                   <pic:spPr bwMode="auto">
                     <a:xfrm>
                       <a:off x="0" y="0"/>
-                      <a:ext cx="1905000" cy="3550920"/>
+                      <a:ext cx="1783080" cy="3596640"/>
                     </a:xfrm>
                     <a:prstGeom prst="rect">
                       <a:avLst/>
                     </a:prstGeom>
+                    <a:noFill/>
+                    <a:ln>
+                      <a:noFill/>
+                    </a:ln>
                   </pic:spPr>
                 </pic:pic>
               </a:graphicData>
@@ -6203,17 +6233,20 @@
         </w:drawing>
       </w:r>
       <w:r>
-        <w:t xml:space="preserve">   </w:t>
-      </w:r>
-      <w:r>
         <w:rPr>
           <w:noProof/>
         </w:rPr>
+        <w:t xml:space="preserve">    </w:t>
+      </w:r>
+      <w:r>
+        <w:rPr>
+          <w:noProof/>
+        </w:rPr>
         <w:drawing>
-          <wp:inline distT="0" distB="0" distL="0" distR="0" wp14:anchorId="5FC8EE04" wp14:editId="00337E5B">
-            <wp:extent cx="1905000" cy="3505200"/>
-            <wp:effectExtent l="0" t="0" r="0" b="0"/>
-            <wp:docPr id="1781793871" name="Picture 1781793871"/>
+          <wp:inline distT="0" distB="0" distL="0" distR="0" wp14:anchorId="31969852" wp14:editId="7BF80755">
+            <wp:extent cx="1851660" cy="3597910"/>
+            <wp:effectExtent l="0" t="0" r="0" b="2540"/>
+            <wp:docPr id="179662644" name="Picture 15"/>
             <wp:cNvGraphicFramePr>
               <a:graphicFrameLocks xmlns:a="http://schemas.openxmlformats.org/drawingml/2006/main" noChangeAspect="1"/>
             </wp:cNvGraphicFramePr>
@@ -6221,13 +6254,19 @@
               <a:graphicData uri="http://schemas.openxmlformats.org/drawingml/2006/picture">
                 <pic:pic xmlns:pic="http://schemas.openxmlformats.org/drawingml/2006/picture">
                   <pic:nvPicPr>
-                    <pic:cNvPr id="0" name=""/>
+                    <pic:cNvPr id="0" name="Picture 29"/>
                     <pic:cNvPicPr>
                       <a:picLocks noChangeAspect="1" noChangeArrowheads="1"/>
                     </pic:cNvPicPr>
                   </pic:nvPicPr>
                   <pic:blipFill>
-                    <a:blip r:embed="rId14"/>
+                    <a:blip r:embed="rId14" cstate="print">
+                      <a:extLst>
+                        <a:ext uri="{28A0092B-C50C-407E-A947-70E740481C1C}">
+                          <a14:useLocalDpi xmlns:a14="http://schemas.microsoft.com/office/drawing/2010/main" val="0"/>
+                        </a:ext>
+                      </a:extLst>
+                    </a:blip>
                     <a:srcRect/>
                     <a:stretch>
                       <a:fillRect/>
@@ -6236,11 +6275,15 @@
                   <pic:spPr bwMode="auto">
                     <a:xfrm>
                       <a:off x="0" y="0"/>
-                      <a:ext cx="1905000" cy="3505200"/>
+                      <a:ext cx="1851660" cy="3597910"/>
                     </a:xfrm>
                     <a:prstGeom prst="rect">
                       <a:avLst/>
                     </a:prstGeom>
+                    <a:noFill/>
+                    <a:ln>
+                      <a:noFill/>
+                    </a:ln>
                   </pic:spPr>
                 </pic:pic>
               </a:graphicData>
@@ -6251,49 +6294,31 @@
     </w:p>
     <w:p>
       <w:pPr>
-        <w:spacing w:after="120"/>
-      </w:pPr>
-    </w:p>
-    <w:p>
-      <w:pPr>
-        <w:spacing w:after="160"/>
-        <w:jc w:val="both"/>
-      </w:pPr>
-      <w:r>
-        <w:rPr>
-          <w:color w:val="555555"/>
-        </w:rPr>
-        <w:t>The Dashboard shows the Budget Overview card at the top with the total amount spent (R2,954.00), number of expenses logged (5), the budget goal range (R1,515 – R4,087), a blue progress bar, a green status message ('On track! Within your budget range'), and the Safe to Spend amount (R1,133.00). Below are buttons to navigate to all app features. The Dark Mode toggle is in the top right.</w:t>
-      </w:r>
-    </w:p>
-    <w:p>
-      <w:pPr>
-        <w:spacing w:after="120"/>
-      </w:pPr>
-    </w:p>
-    <w:p>
-      <w:pPr>
-        <w:pStyle w:val="Heading2"/>
-      </w:pPr>
-      <w:bookmarkStart w:id="13" w:name="_Toc231667169"/>
-      <w:r>
-        <w:t>Add Expense Screen</w:t>
-      </w:r>
-      <w:bookmarkEnd w:id="13"/>
-    </w:p>
-    <w:p>
-      <w:pPr>
         <w:jc w:val="center"/>
-      </w:pPr>
-      <w:r>
         <w:rPr>
           <w:noProof/>
         </w:rPr>
+      </w:pPr>
+    </w:p>
+    <w:p>
+      <w:pPr>
+        <w:jc w:val="center"/>
+      </w:pPr>
+      <w:r>
+        <w:rPr>
+          <w:noProof/>
+        </w:rPr>
+        <w:t xml:space="preserve">      </w:t>
+      </w:r>
+      <w:r>
+        <w:rPr>
+          <w:noProof/>
+        </w:rPr>
         <w:drawing>
-          <wp:inline distT="0" distB="0" distL="0" distR="0" wp14:anchorId="0C0FD939" wp14:editId="570D223E">
-            <wp:extent cx="2095500" cy="4191000"/>
-            <wp:effectExtent l="0" t="0" r="0" b="0"/>
-            <wp:docPr id="37962078" name="Picture 37962078"/>
+          <wp:inline distT="0" distB="0" distL="0" distR="0" wp14:anchorId="4FE32B3B" wp14:editId="65180E5C">
+            <wp:extent cx="1965960" cy="3383280"/>
+            <wp:effectExtent l="0" t="0" r="0" b="7620"/>
+            <wp:docPr id="1993102053" name="Picture 17"/>
             <wp:cNvGraphicFramePr>
               <a:graphicFrameLocks xmlns:a="http://schemas.openxmlformats.org/drawingml/2006/main" noChangeAspect="1"/>
             </wp:cNvGraphicFramePr>
@@ -6301,13 +6326,19 @@
               <a:graphicData uri="http://schemas.openxmlformats.org/drawingml/2006/picture">
                 <pic:pic xmlns:pic="http://schemas.openxmlformats.org/drawingml/2006/picture">
                   <pic:nvPicPr>
-                    <pic:cNvPr id="0" name=""/>
+                    <pic:cNvPr id="0" name="Picture 32"/>
                     <pic:cNvPicPr>
                       <a:picLocks noChangeAspect="1" noChangeArrowheads="1"/>
                     </pic:cNvPicPr>
                   </pic:nvPicPr>
                   <pic:blipFill>
-                    <a:blip r:embed="rId15"/>
+                    <a:blip r:embed="rId15" cstate="print">
+                      <a:extLst>
+                        <a:ext uri="{28A0092B-C50C-407E-A947-70E740481C1C}">
+                          <a14:useLocalDpi xmlns:a14="http://schemas.microsoft.com/office/drawing/2010/main" val="0"/>
+                        </a:ext>
+                      </a:extLst>
+                    </a:blip>
                     <a:srcRect/>
                     <a:stretch>
                       <a:fillRect/>
@@ -6316,11 +6347,15 @@
                   <pic:spPr bwMode="auto">
                     <a:xfrm>
                       <a:off x="0" y="0"/>
-                      <a:ext cx="2095500" cy="4191000"/>
+                      <a:ext cx="1965960" cy="3383280"/>
                     </a:xfrm>
                     <a:prstGeom prst="rect">
                       <a:avLst/>
                     </a:prstGeom>
+                    <a:noFill/>
+                    <a:ln>
+                      <a:noFill/>
+                    </a:ln>
                   </pic:spPr>
                 </pic:pic>
               </a:graphicData>
@@ -6328,54 +6363,21 @@
           </wp:inline>
         </w:drawing>
       </w:r>
-    </w:p>
-    <w:p>
-      <w:pPr>
-        <w:spacing w:after="120"/>
-      </w:pPr>
-    </w:p>
-    <w:p>
-      <w:pPr>
-        <w:spacing w:after="160"/>
-        <w:jc w:val="both"/>
-      </w:pPr>
-      <w:r>
-        <w:rPr>
-          <w:color w:val="555555"/>
-        </w:rPr>
-        <w:t>The Add Expense screen has input fields for Amount, Description, Date, Start Time, End Time, and a dropdown to select the category. The Upload Receipt button lets users attach a photo from their phone. At the bottom is the Save Expense button. The blue header bar and mint green background match the rest of the app.</w:t>
-      </w:r>
-    </w:p>
-    <w:p>
-      <w:pPr>
-        <w:spacing w:after="120"/>
-      </w:pPr>
-    </w:p>
-    <w:p>
-      <w:pPr>
-        <w:pStyle w:val="Heading2"/>
-        <w:keepNext/>
-      </w:pPr>
-      <w:bookmarkStart w:id="14" w:name="_Toc231667170"/>
-      <w:r>
-        <w:lastRenderedPageBreak/>
-        <w:t>Expense History</w:t>
-      </w:r>
-      <w:bookmarkEnd w:id="14"/>
-    </w:p>
-    <w:p>
-      <w:pPr>
-        <w:jc w:val="center"/>
-      </w:pPr>
       <w:r>
         <w:rPr>
           <w:noProof/>
         </w:rPr>
+        <w:t xml:space="preserve">    </w:t>
+      </w:r>
+      <w:r>
+        <w:rPr>
+          <w:noProof/>
+        </w:rPr>
         <w:drawing>
-          <wp:inline distT="0" distB="0" distL="0" distR="0" wp14:anchorId="2DE789C1" wp14:editId="06133DA8">
-            <wp:extent cx="2095500" cy="3627120"/>
-            <wp:effectExtent l="0" t="0" r="0" b="0"/>
-            <wp:docPr id="526392225" name="Picture 526392225"/>
+          <wp:inline distT="0" distB="0" distL="0" distR="0" wp14:anchorId="58FE59B6" wp14:editId="6463D610">
+            <wp:extent cx="1896110" cy="3336430"/>
+            <wp:effectExtent l="0" t="0" r="8890" b="0"/>
+            <wp:docPr id="939873109" name="Picture 16"/>
             <wp:cNvGraphicFramePr>
               <a:graphicFrameLocks xmlns:a="http://schemas.openxmlformats.org/drawingml/2006/main" noChangeAspect="1"/>
             </wp:cNvGraphicFramePr>
@@ -6383,13 +6385,19 @@
               <a:graphicData uri="http://schemas.openxmlformats.org/drawingml/2006/picture">
                 <pic:pic xmlns:pic="http://schemas.openxmlformats.org/drawingml/2006/picture">
                   <pic:nvPicPr>
-                    <pic:cNvPr id="0" name=""/>
+                    <pic:cNvPr id="0" name="Picture 31"/>
                     <pic:cNvPicPr>
                       <a:picLocks noChangeAspect="1" noChangeArrowheads="1"/>
                     </pic:cNvPicPr>
                   </pic:nvPicPr>
                   <pic:blipFill>
-                    <a:blip r:embed="rId16"/>
+                    <a:blip r:embed="rId16" cstate="print">
+                      <a:extLst>
+                        <a:ext uri="{28A0092B-C50C-407E-A947-70E740481C1C}">
+                          <a14:useLocalDpi xmlns:a14="http://schemas.microsoft.com/office/drawing/2010/main" val="0"/>
+                        </a:ext>
+                      </a:extLst>
+                    </a:blip>
                     <a:srcRect/>
                     <a:stretch>
                       <a:fillRect/>
@@ -6398,11 +6406,15 @@
                   <pic:spPr bwMode="auto">
                     <a:xfrm>
                       <a:off x="0" y="0"/>
-                      <a:ext cx="2095500" cy="3627120"/>
+                      <a:ext cx="1903628" cy="3349659"/>
                     </a:xfrm>
                     <a:prstGeom prst="rect">
                       <a:avLst/>
                     </a:prstGeom>
+                    <a:noFill/>
+                    <a:ln>
+                      <a:noFill/>
+                    </a:ln>
                   </pic:spPr>
                 </pic:pic>
               </a:graphicData>
@@ -6410,6 +6422,9 @@
           </wp:inline>
         </w:drawing>
       </w:r>
+      <w:r>
+        <w:t xml:space="preserve">   </w:t>
+      </w:r>
     </w:p>
     <w:p>
       <w:pPr>
@@ -6425,21 +6440,24 @@
         <w:rPr>
           <w:color w:val="555555"/>
         </w:rPr>
-        <w:t>The Expense History screen shows all saved expenses as cards in a scrollable list. Each card shows the description in bold on the left, the amount in green on the right, and the category and date below. The five seeded expenses (Monthly Res Fee, Taxi to campus, Data bundle, Lunch, Clothes) are clearly visible.</w:t>
-      </w:r>
+        <w:t>The Dashboard shows the Budget Overview card at the top with the total amount spent (R2,954.00), number of expenses logged (5), the budget goal range (R1,515 – R4,087), a blue progress bar, a green status message ('On track! Within your budget range'), and the Safe to Spend amount (R1,133.00). Below are buttons to navigate to all app features. The Dark Mode toggle is in the top right.</w:t>
+      </w:r>
+    </w:p>
+    <w:p>
+      <w:pPr>
+        <w:spacing w:after="120"/>
+      </w:pPr>
     </w:p>
     <w:p>
       <w:pPr>
         <w:pStyle w:val="Heading2"/>
       </w:pPr>
-      <w:r>
-        <w:t xml:space="preserve"> </w:t>
-      </w:r>
-      <w:bookmarkStart w:id="15" w:name="_Toc231667171"/>
-      <w:r>
-        <w:t>Budget Categories</w:t>
-      </w:r>
-      <w:bookmarkEnd w:id="15"/>
+      <w:bookmarkStart w:id="13" w:name="_Toc231667169"/>
+      <w:r>
+        <w:lastRenderedPageBreak/>
+        <w:t>Add Expense Screen</w:t>
+      </w:r>
+      <w:bookmarkEnd w:id="13"/>
     </w:p>
     <w:p>
       <w:pPr>
@@ -6450,10 +6468,10 @@
           <w:noProof/>
         </w:rPr>
         <w:drawing>
-          <wp:inline distT="0" distB="0" distL="0" distR="0" wp14:anchorId="5B134C46" wp14:editId="77784022">
-            <wp:extent cx="2095500" cy="3444240"/>
-            <wp:effectExtent l="0" t="0" r="0" b="3810"/>
-            <wp:docPr id="1870983518" name="Picture 1870983518"/>
+          <wp:inline distT="0" distB="0" distL="0" distR="0" wp14:anchorId="51D9665D" wp14:editId="0E6E5799">
+            <wp:extent cx="2034202" cy="3162300"/>
+            <wp:effectExtent l="0" t="0" r="4445" b="0"/>
+            <wp:docPr id="1957287499" name="Picture 13"/>
             <wp:cNvGraphicFramePr>
               <a:graphicFrameLocks xmlns:a="http://schemas.openxmlformats.org/drawingml/2006/main" noChangeAspect="1"/>
             </wp:cNvGraphicFramePr>
@@ -6461,13 +6479,19 @@
               <a:graphicData uri="http://schemas.openxmlformats.org/drawingml/2006/picture">
                 <pic:pic xmlns:pic="http://schemas.openxmlformats.org/drawingml/2006/picture">
                   <pic:nvPicPr>
-                    <pic:cNvPr id="0" name=""/>
+                    <pic:cNvPr id="0" name="Picture 25"/>
                     <pic:cNvPicPr>
                       <a:picLocks noChangeAspect="1" noChangeArrowheads="1"/>
                     </pic:cNvPicPr>
                   </pic:nvPicPr>
                   <pic:blipFill>
-                    <a:blip r:embed="rId17"/>
+                    <a:blip r:embed="rId17" cstate="print">
+                      <a:extLst>
+                        <a:ext uri="{28A0092B-C50C-407E-A947-70E740481C1C}">
+                          <a14:useLocalDpi xmlns:a14="http://schemas.microsoft.com/office/drawing/2010/main" val="0"/>
+                        </a:ext>
+                      </a:extLst>
+                    </a:blip>
                     <a:srcRect/>
                     <a:stretch>
                       <a:fillRect/>
@@ -6476,11 +6500,15 @@
                   <pic:spPr bwMode="auto">
                     <a:xfrm>
                       <a:off x="0" y="0"/>
-                      <a:ext cx="2095500" cy="3444240"/>
+                      <a:ext cx="2045306" cy="3179561"/>
                     </a:xfrm>
                     <a:prstGeom prst="rect">
                       <a:avLst/>
                     </a:prstGeom>
+                    <a:noFill/>
+                    <a:ln>
+                      <a:noFill/>
+                    </a:ln>
                   </pic:spPr>
                 </pic:pic>
               </a:graphicData>
@@ -6503,7 +6531,7 @@
         <w:rPr>
           <w:color w:val="555555"/>
         </w:rPr>
-        <w:t>The Categories screen shows the input field and Add Category button at the top. Below that is the full list of existing categories: NSFAS/Allowance, Rent/Res, Taxi Fare, Data Bundles, Groceries, Entertainment, Stationery, Medical, and any custom ones the user has added. Each category has a tag emoji and a dividing line.</w:t>
+        <w:t>The Add Expense screen has input fields for Amount, Description, Date, Start Time, End Time, and a dropdown to select the category. The Upload Receipt button lets users attach a photo from their phone. At the bottom is the Save Expense button. The blue header bar and mint green background match the rest of the app.</w:t>
       </w:r>
     </w:p>
     <w:p>
@@ -6514,12 +6542,13 @@
     <w:p>
       <w:pPr>
         <w:pStyle w:val="Heading2"/>
-      </w:pPr>
-      <w:bookmarkStart w:id="16" w:name="_Toc231667172"/>
-      <w:r>
-        <w:t>Set Budget Goal</w:t>
-      </w:r>
-      <w:bookmarkEnd w:id="16"/>
+        <w:keepNext/>
+      </w:pPr>
+      <w:bookmarkStart w:id="14" w:name="_Toc231667170"/>
+      <w:r>
+        <w:t>Expense History</w:t>
+      </w:r>
+      <w:bookmarkEnd w:id="14"/>
     </w:p>
     <w:p>
       <w:pPr>
@@ -6530,10 +6559,10 @@
           <w:noProof/>
         </w:rPr>
         <w:drawing>
-          <wp:inline distT="0" distB="0" distL="0" distR="0" wp14:anchorId="5FC9C3B6" wp14:editId="5A65F6E1">
-            <wp:extent cx="2095500" cy="4191000"/>
+          <wp:inline distT="0" distB="0" distL="0" distR="0" wp14:anchorId="6A87C2C7" wp14:editId="0B7A0D7B">
+            <wp:extent cx="2026795" cy="2727960"/>
             <wp:effectExtent l="0" t="0" r="0" b="0"/>
-            <wp:docPr id="2003414724" name="Picture 2003414724"/>
+            <wp:docPr id="1604052729" name="Picture 11"/>
             <wp:cNvGraphicFramePr>
               <a:graphicFrameLocks xmlns:a="http://schemas.openxmlformats.org/drawingml/2006/main" noChangeAspect="1"/>
             </wp:cNvGraphicFramePr>
@@ -6541,13 +6570,19 @@
               <a:graphicData uri="http://schemas.openxmlformats.org/drawingml/2006/picture">
                 <pic:pic xmlns:pic="http://schemas.openxmlformats.org/drawingml/2006/picture">
                   <pic:nvPicPr>
-                    <pic:cNvPr id="0" name=""/>
+                    <pic:cNvPr id="0" name="Picture 21"/>
                     <pic:cNvPicPr>
                       <a:picLocks noChangeAspect="1" noChangeArrowheads="1"/>
                     </pic:cNvPicPr>
                   </pic:nvPicPr>
                   <pic:blipFill>
-                    <a:blip r:embed="rId18"/>
+                    <a:blip r:embed="rId18" cstate="print">
+                      <a:extLst>
+                        <a:ext uri="{28A0092B-C50C-407E-A947-70E740481C1C}">
+                          <a14:useLocalDpi xmlns:a14="http://schemas.microsoft.com/office/drawing/2010/main" val="0"/>
+                        </a:ext>
+                      </a:extLst>
+                    </a:blip>
                     <a:srcRect/>
                     <a:stretch>
                       <a:fillRect/>
@@ -6556,11 +6591,15 @@
                   <pic:spPr bwMode="auto">
                     <a:xfrm>
                       <a:off x="0" y="0"/>
-                      <a:ext cx="2095500" cy="4191000"/>
+                      <a:ext cx="2049108" cy="2757992"/>
                     </a:xfrm>
                     <a:prstGeom prst="rect">
                       <a:avLst/>
                     </a:prstGeom>
+                    <a:noFill/>
+                    <a:ln>
+                      <a:noFill/>
+                    </a:ln>
                   </pic:spPr>
                 </pic:pic>
               </a:graphicData>
@@ -6583,25 +6622,22 @@
         <w:rPr>
           <w:color w:val="555555"/>
         </w:rPr>
-        <w:t>The Budget Goal screen shows the slider and manual input field for both the Minimum and Maximum monthly goals. The user can drag the slider or type the amount directly. At the bottom, the Saved Budget Goals card shows the current goal in green: Min R1,515 – Max R4,087.</w:t>
-      </w:r>
-    </w:p>
-    <w:p>
-      <w:pPr>
-        <w:spacing w:after="120"/>
-      </w:pPr>
+        <w:t>The Expense History screen shows all saved expenses as cards in a scrollable list. Each card shows the description in bold on the left, the amount in green on the right, and the category and date below. The five seeded expenses (Monthly Res Fee, Taxi to campus, Data bundle, Lunch, Clothes) are clearly visible.</w:t>
+      </w:r>
     </w:p>
     <w:p>
       <w:pPr>
         <w:pStyle w:val="Heading2"/>
-        <w:keepNext/>
-      </w:pPr>
-      <w:bookmarkStart w:id="17" w:name="_Toc231667173"/>
+      </w:pPr>
       <w:r>
         <w:lastRenderedPageBreak/>
-        <w:t>Spending Graph</w:t>
-      </w:r>
-      <w:bookmarkEnd w:id="17"/>
+        <w:t xml:space="preserve"> </w:t>
+      </w:r>
+      <w:bookmarkStart w:id="15" w:name="_Toc231667171"/>
+      <w:r>
+        <w:t>Budget Categories</w:t>
+      </w:r>
+      <w:bookmarkEnd w:id="15"/>
     </w:p>
     <w:p>
       <w:pPr>
@@ -6612,10 +6648,10 @@
           <w:noProof/>
         </w:rPr>
         <w:drawing>
-          <wp:inline distT="0" distB="0" distL="0" distR="0" wp14:anchorId="14BD06CF" wp14:editId="5F6ED756">
-            <wp:extent cx="2095500" cy="3520440"/>
-            <wp:effectExtent l="0" t="0" r="0" b="3810"/>
-            <wp:docPr id="1998831628" name="Picture 1998831628"/>
+          <wp:inline distT="0" distB="0" distL="0" distR="0" wp14:anchorId="09E18CDF" wp14:editId="29255882">
+            <wp:extent cx="2263140" cy="3086100"/>
+            <wp:effectExtent l="0" t="0" r="3810" b="0"/>
+            <wp:docPr id="2057322925" name="Picture 10"/>
             <wp:cNvGraphicFramePr>
               <a:graphicFrameLocks xmlns:a="http://schemas.openxmlformats.org/drawingml/2006/main" noChangeAspect="1"/>
             </wp:cNvGraphicFramePr>
@@ -6623,13 +6659,19 @@
               <a:graphicData uri="http://schemas.openxmlformats.org/drawingml/2006/picture">
                 <pic:pic xmlns:pic="http://schemas.openxmlformats.org/drawingml/2006/picture">
                   <pic:nvPicPr>
-                    <pic:cNvPr id="0" name=""/>
+                    <pic:cNvPr id="0" name="Picture 19"/>
                     <pic:cNvPicPr>
                       <a:picLocks noChangeAspect="1" noChangeArrowheads="1"/>
                     </pic:cNvPicPr>
                   </pic:nvPicPr>
                   <pic:blipFill>
-                    <a:blip r:embed="rId19"/>
+                    <a:blip r:embed="rId19" cstate="print">
+                      <a:extLst>
+                        <a:ext uri="{28A0092B-C50C-407E-A947-70E740481C1C}">
+                          <a14:useLocalDpi xmlns:a14="http://schemas.microsoft.com/office/drawing/2010/main" val="0"/>
+                        </a:ext>
+                      </a:extLst>
+                    </a:blip>
                     <a:srcRect/>
                     <a:stretch>
                       <a:fillRect/>
@@ -6638,11 +6680,15 @@
                   <pic:spPr bwMode="auto">
                     <a:xfrm>
                       <a:off x="0" y="0"/>
-                      <a:ext cx="2095500" cy="3520440"/>
+                      <a:ext cx="2263140" cy="3086100"/>
                     </a:xfrm>
                     <a:prstGeom prst="rect">
                       <a:avLst/>
                     </a:prstGeom>
+                    <a:noFill/>
+                    <a:ln>
+                      <a:noFill/>
+                    </a:ln>
                   </pic:spPr>
                 </pic:pic>
               </a:graphicData>
@@ -6653,7 +6699,7 @@
     </w:p>
     <w:p>
       <w:pPr>
-        <w:jc w:val="center"/>
+        <w:spacing w:after="120"/>
       </w:pPr>
     </w:p>
     <w:p>
@@ -6665,18 +6711,23 @@
         <w:rPr>
           <w:color w:val="555555"/>
         </w:rPr>
-        <w:t>The Spending Graph shows a colour-coded bar chart of spending per category. The green dashed line shows the minimum goal (R1,515) and the red dashed line shows the maximum goal (not visible at this scale as it is higher than all bars). Rent/Res is the highest bar at R2,500, followed by NSFAS/Allowance at R200, Data Bundles at R149, Groceries at R75, and Taxi Fare at R30.</w:t>
-      </w:r>
+        <w:t>The Categories screen shows the input field and Add Category button at the top. Below that is the full list of existing categories: NSFAS/Allowance, Rent/Res, Taxi Fare, Data Bundles, Groceries, Entertainment, Stationery, Medical, and any custom ones the user has added. Each category has a tag emoji and a dividing line.</w:t>
+      </w:r>
+    </w:p>
+    <w:p>
+      <w:pPr>
+        <w:spacing w:after="120"/>
+      </w:pPr>
     </w:p>
     <w:p>
       <w:pPr>
         <w:pStyle w:val="Heading2"/>
       </w:pPr>
-      <w:bookmarkStart w:id="18" w:name="_Toc231667174"/>
-      <w:r>
-        <w:t>My Badges</w:t>
-      </w:r>
-      <w:bookmarkEnd w:id="18"/>
+      <w:bookmarkStart w:id="16" w:name="_Toc231667172"/>
+      <w:r>
+        <w:t>Set Budget Goal</w:t>
+      </w:r>
+      <w:bookmarkEnd w:id="16"/>
     </w:p>
     <w:p>
       <w:pPr>
@@ -6687,10 +6738,10 @@
           <w:noProof/>
         </w:rPr>
         <w:drawing>
-          <wp:inline distT="0" distB="0" distL="0" distR="0" wp14:anchorId="47BD262F" wp14:editId="4C56FE58">
-            <wp:extent cx="2095500" cy="3451860"/>
-            <wp:effectExtent l="0" t="0" r="0" b="0"/>
-            <wp:docPr id="1792161926" name="Picture 1792161926"/>
+          <wp:inline distT="0" distB="0" distL="0" distR="0" wp14:anchorId="53F30B4D" wp14:editId="74BCD666">
+            <wp:extent cx="2095500" cy="2834640"/>
+            <wp:effectExtent l="0" t="0" r="0" b="3810"/>
+            <wp:docPr id="556922545" name="Picture 9"/>
             <wp:cNvGraphicFramePr>
               <a:graphicFrameLocks xmlns:a="http://schemas.openxmlformats.org/drawingml/2006/main" noChangeAspect="1"/>
             </wp:cNvGraphicFramePr>
@@ -6698,13 +6749,19 @@
               <a:graphicData uri="http://schemas.openxmlformats.org/drawingml/2006/picture">
                 <pic:pic xmlns:pic="http://schemas.openxmlformats.org/drawingml/2006/picture">
                   <pic:nvPicPr>
-                    <pic:cNvPr id="0" name=""/>
+                    <pic:cNvPr id="0" name="Picture 17"/>
                     <pic:cNvPicPr>
                       <a:picLocks noChangeAspect="1" noChangeArrowheads="1"/>
                     </pic:cNvPicPr>
                   </pic:nvPicPr>
                   <pic:blipFill>
-                    <a:blip r:embed="rId20"/>
+                    <a:blip r:embed="rId20" cstate="print">
+                      <a:extLst>
+                        <a:ext uri="{28A0092B-C50C-407E-A947-70E740481C1C}">
+                          <a14:useLocalDpi xmlns:a14="http://schemas.microsoft.com/office/drawing/2010/main" val="0"/>
+                        </a:ext>
+                      </a:extLst>
+                    </a:blip>
                     <a:srcRect/>
                     <a:stretch>
                       <a:fillRect/>
@@ -6713,11 +6770,15 @@
                   <pic:spPr bwMode="auto">
                     <a:xfrm>
                       <a:off x="0" y="0"/>
-                      <a:ext cx="2095500" cy="3451860"/>
+                      <a:ext cx="2101577" cy="2842860"/>
                     </a:xfrm>
                     <a:prstGeom prst="rect">
                       <a:avLst/>
                     </a:prstGeom>
+                    <a:noFill/>
+                    <a:ln>
+                      <a:noFill/>
+                    </a:ln>
                   </pic:spPr>
                 </pic:pic>
               </a:graphicData>
@@ -6740,7 +6801,7 @@
         <w:rPr>
           <w:color w:val="555555"/>
         </w:rPr>
-        <w:t>The Badges screen shows four badges that have been earned. Each badge has a large emoji (visible and clear), a bold title, a short description, and the date it was earned. The badges shown are No Spend Hero (⭐), Budget Master (🏆), 5 Expense Streak (🔥), and First Step (🎯). Badges are automatically awarded when the user meets certain goals.</w:t>
+        <w:t>The Budget Goal screen shows the slider and manual input field for both the Minimum and Maximum monthly goals. The user can drag the slider or type the amount directly. At the bottom, the Saved Budget Goals card shows the current goal in green: Min R1,515 – Max R4,087.</w:t>
       </w:r>
     </w:p>
     <w:p>
@@ -6751,12 +6812,13 @@
     <w:p>
       <w:pPr>
         <w:pStyle w:val="Heading2"/>
-      </w:pPr>
-      <w:bookmarkStart w:id="19" w:name="_Toc231667175"/>
-      <w:r>
-        <w:t>Savings Goals</w:t>
-      </w:r>
-      <w:bookmarkEnd w:id="19"/>
+        <w:keepNext/>
+      </w:pPr>
+      <w:bookmarkStart w:id="17" w:name="_Toc231667173"/>
+      <w:r>
+        <w:t>Spending Graph</w:t>
+      </w:r>
+      <w:bookmarkEnd w:id="17"/>
     </w:p>
     <w:p>
       <w:pPr>
@@ -6767,10 +6829,10 @@
           <w:noProof/>
         </w:rPr>
         <w:drawing>
-          <wp:inline distT="0" distB="0" distL="0" distR="0" wp14:anchorId="363D3EEA" wp14:editId="66A37604">
-            <wp:extent cx="2095500" cy="4191000"/>
+          <wp:inline distT="0" distB="0" distL="0" distR="0" wp14:anchorId="2DBA6B56" wp14:editId="4C79B90C">
+            <wp:extent cx="2217420" cy="3314700"/>
             <wp:effectExtent l="0" t="0" r="0" b="0"/>
-            <wp:docPr id="1652652546" name="Picture 1652652546"/>
+            <wp:docPr id="159467963" name="Picture 8"/>
             <wp:cNvGraphicFramePr>
               <a:graphicFrameLocks xmlns:a="http://schemas.openxmlformats.org/drawingml/2006/main" noChangeAspect="1"/>
             </wp:cNvGraphicFramePr>
@@ -6778,13 +6840,19 @@
               <a:graphicData uri="http://schemas.openxmlformats.org/drawingml/2006/picture">
                 <pic:pic xmlns:pic="http://schemas.openxmlformats.org/drawingml/2006/picture">
                   <pic:nvPicPr>
-                    <pic:cNvPr id="0" name=""/>
+                    <pic:cNvPr id="0" name="Picture 15"/>
                     <pic:cNvPicPr>
                       <a:picLocks noChangeAspect="1" noChangeArrowheads="1"/>
                     </pic:cNvPicPr>
                   </pic:nvPicPr>
                   <pic:blipFill>
-                    <a:blip r:embed="rId21"/>
+                    <a:blip r:embed="rId21" cstate="print">
+                      <a:extLst>
+                        <a:ext uri="{28A0092B-C50C-407E-A947-70E740481C1C}">
+                          <a14:useLocalDpi xmlns:a14="http://schemas.microsoft.com/office/drawing/2010/main" val="0"/>
+                        </a:ext>
+                      </a:extLst>
+                    </a:blip>
                     <a:srcRect/>
                     <a:stretch>
                       <a:fillRect/>
@@ -6793,11 +6861,15 @@
                   <pic:spPr bwMode="auto">
                     <a:xfrm>
                       <a:off x="0" y="0"/>
-                      <a:ext cx="2095500" cy="4191000"/>
+                      <a:ext cx="2217420" cy="3314700"/>
                     </a:xfrm>
                     <a:prstGeom prst="rect">
                       <a:avLst/>
                     </a:prstGeom>
+                    <a:noFill/>
+                    <a:ln>
+                      <a:noFill/>
+                    </a:ln>
                   </pic:spPr>
                 </pic:pic>
               </a:graphicData>
@@ -6808,7 +6880,7 @@
     </w:p>
     <w:p>
       <w:pPr>
-        <w:spacing w:after="120"/>
+        <w:jc w:val="center"/>
       </w:pPr>
     </w:p>
     <w:p>
@@ -6820,25 +6892,18 @@
         <w:rPr>
           <w:color w:val="555555"/>
         </w:rPr>
-        <w:t>The Savings Goals screen shows the form for adding a new savings goal at the top. Below that is an existing goal: New Laptop, with a target of R3,000, R1,500 already saved, and a 50% progress bar. The screen is clean and easy to use, with a consistent blue and mint green style.</w:t>
-      </w:r>
-    </w:p>
-    <w:p>
-      <w:pPr>
-        <w:spacing w:after="120"/>
-      </w:pPr>
+        <w:t>The Spending Graph shows a colour-coded bar chart of spending per category. The green dashed line shows the minimum goal (R1,515) and the red dashed line shows the maximum goal (not visible at this scale as it is higher than all bars). Rent/Res is the highest bar at R2,500, followed by NSFAS/Allowance at R200, Data Bundles at R149, Groceries at R75, and Taxi Fare at R30.</w:t>
+      </w:r>
     </w:p>
     <w:p>
       <w:pPr>
         <w:pStyle w:val="Heading2"/>
-        <w:keepNext/>
-      </w:pPr>
-      <w:bookmarkStart w:id="20" w:name="_Toc231667176"/>
-      <w:r>
-        <w:lastRenderedPageBreak/>
-        <w:t>No Spend Day Challenge</w:t>
-      </w:r>
-      <w:bookmarkEnd w:id="20"/>
+      </w:pPr>
+      <w:bookmarkStart w:id="18" w:name="_Toc231667174"/>
+      <w:r>
+        <w:t>My Badges</w:t>
+      </w:r>
+      <w:bookmarkEnd w:id="18"/>
     </w:p>
     <w:p>
       <w:pPr>
@@ -6849,10 +6914,10 @@
           <w:noProof/>
         </w:rPr>
         <w:drawing>
-          <wp:inline distT="0" distB="0" distL="0" distR="0" wp14:anchorId="27F35D95" wp14:editId="3E59E6B5">
-            <wp:extent cx="1905000" cy="3810000"/>
-            <wp:effectExtent l="0" t="0" r="0" b="0"/>
-            <wp:docPr id="1555917003" name="Picture 1555917003"/>
+          <wp:inline distT="0" distB="0" distL="0" distR="0" wp14:anchorId="713AAC1B" wp14:editId="54D6B8BB">
+            <wp:extent cx="2110740" cy="3299460"/>
+            <wp:effectExtent l="0" t="0" r="3810" b="0"/>
+            <wp:docPr id="669834651" name="Picture 7"/>
             <wp:cNvGraphicFramePr>
               <a:graphicFrameLocks xmlns:a="http://schemas.openxmlformats.org/drawingml/2006/main" noChangeAspect="1"/>
             </wp:cNvGraphicFramePr>
@@ -6860,13 +6925,19 @@
               <a:graphicData uri="http://schemas.openxmlformats.org/drawingml/2006/picture">
                 <pic:pic xmlns:pic="http://schemas.openxmlformats.org/drawingml/2006/picture">
                   <pic:nvPicPr>
-                    <pic:cNvPr id="0" name=""/>
+                    <pic:cNvPr id="0" name="Picture 13"/>
                     <pic:cNvPicPr>
                       <a:picLocks noChangeAspect="1" noChangeArrowheads="1"/>
                     </pic:cNvPicPr>
                   </pic:nvPicPr>
                   <pic:blipFill>
-                    <a:blip r:embed="rId22"/>
+                    <a:blip r:embed="rId22" cstate="print">
+                      <a:extLst>
+                        <a:ext uri="{28A0092B-C50C-407E-A947-70E740481C1C}">
+                          <a14:useLocalDpi xmlns:a14="http://schemas.microsoft.com/office/drawing/2010/main" val="0"/>
+                        </a:ext>
+                      </a:extLst>
+                    </a:blip>
                     <a:srcRect/>
                     <a:stretch>
                       <a:fillRect/>
@@ -6875,11 +6946,15 @@
                   <pic:spPr bwMode="auto">
                     <a:xfrm>
                       <a:off x="0" y="0"/>
-                      <a:ext cx="1905000" cy="3810000"/>
+                      <a:ext cx="2110740" cy="3299460"/>
                     </a:xfrm>
                     <a:prstGeom prst="rect">
                       <a:avLst/>
                     </a:prstGeom>
+                    <a:noFill/>
+                    <a:ln>
+                      <a:noFill/>
+                    </a:ln>
                   </pic:spPr>
                 </pic:pic>
               </a:graphicData>
@@ -6887,18 +6962,53 @@
           </wp:inline>
         </w:drawing>
       </w:r>
-      <w:r>
-        <w:t xml:space="preserve">   </w:t>
-      </w:r>
+    </w:p>
+    <w:p>
+      <w:pPr>
+        <w:spacing w:after="120"/>
+      </w:pPr>
+    </w:p>
+    <w:p>
+      <w:pPr>
+        <w:spacing w:after="160"/>
+        <w:jc w:val="both"/>
+      </w:pPr>
+      <w:r>
+        <w:rPr>
+          <w:color w:val="555555"/>
+        </w:rPr>
+        <w:lastRenderedPageBreak/>
+        <w:t>The Badges screen shows four badges that have been earned. Each badge has a large emoji (visible and clear), a bold title, a short description, and the date it was earned. The badges shown are No Spend Hero (⭐), Budget Master (🏆), 5 Expense Streak (🔥), and First Step (🎯). Badges are automatically awarded when the user meets certain goals.</w:t>
+      </w:r>
+    </w:p>
+    <w:p>
+      <w:pPr>
+        <w:spacing w:after="120"/>
+      </w:pPr>
+    </w:p>
+    <w:p>
+      <w:pPr>
+        <w:pStyle w:val="Heading2"/>
+      </w:pPr>
+      <w:bookmarkStart w:id="19" w:name="_Toc231667175"/>
+      <w:r>
+        <w:t>Savings Goals</w:t>
+      </w:r>
+      <w:bookmarkEnd w:id="19"/>
+    </w:p>
+    <w:p>
+      <w:pPr>
+        <w:jc w:val="center"/>
+      </w:pPr>
       <w:r>
         <w:rPr>
           <w:noProof/>
         </w:rPr>
         <w:drawing>
-          <wp:inline distT="0" distB="0" distL="0" distR="0" wp14:anchorId="19F495D5" wp14:editId="5724CB51">
-            <wp:extent cx="1905000" cy="3810000"/>
+          <wp:inline distT="0" distB="0" distL="0" distR="0" wp14:anchorId="257EFBFC" wp14:editId="0748AB31">
+            <wp:extent cx="2499360" cy="3451564"/>
             <wp:effectExtent l="0" t="0" r="0" b="0"/>
-            <wp:docPr id="553337799" name="Picture 553337799"/>
+            <wp:docPr id="979561430" name="Picture 6"/>
             <wp:cNvGraphicFramePr>
               <a:graphicFrameLocks xmlns:a="http://schemas.openxmlformats.org/drawingml/2006/main" noChangeAspect="1"/>
             </wp:cNvGraphicFramePr>
@@ -6906,13 +7016,19 @@
               <a:graphicData uri="http://schemas.openxmlformats.org/drawingml/2006/picture">
                 <pic:pic xmlns:pic="http://schemas.openxmlformats.org/drawingml/2006/picture">
                   <pic:nvPicPr>
-                    <pic:cNvPr id="0" name=""/>
+                    <pic:cNvPr id="0" name="Picture 11"/>
                     <pic:cNvPicPr>
                       <a:picLocks noChangeAspect="1" noChangeArrowheads="1"/>
                     </pic:cNvPicPr>
                   </pic:nvPicPr>
                   <pic:blipFill>
-                    <a:blip r:embed="rId23"/>
+                    <a:blip r:embed="rId23" cstate="print">
+                      <a:extLst>
+                        <a:ext uri="{28A0092B-C50C-407E-A947-70E740481C1C}">
+                          <a14:useLocalDpi xmlns:a14="http://schemas.microsoft.com/office/drawing/2010/main" val="0"/>
+                        </a:ext>
+                      </a:extLst>
+                    </a:blip>
                     <a:srcRect/>
                     <a:stretch>
                       <a:fillRect/>
@@ -6921,11 +7037,15 @@
                   <pic:spPr bwMode="auto">
                     <a:xfrm>
                       <a:off x="0" y="0"/>
-                      <a:ext cx="1905000" cy="3810000"/>
+                      <a:ext cx="2514127" cy="3471957"/>
                     </a:xfrm>
                     <a:prstGeom prst="rect">
                       <a:avLst/>
                     </a:prstGeom>
+                    <a:noFill/>
+                    <a:ln>
+                      <a:noFill/>
+                    </a:ln>
                   </pic:spPr>
                 </pic:pic>
               </a:graphicData>
@@ -6948,6 +7068,195 @@
         <w:rPr>
           <w:color w:val="555555"/>
         </w:rPr>
+        <w:t xml:space="preserve">The Savings Goals screen shows the form for adding a new savings goal at the top. Below that is an existing goal: </w:t>
+      </w:r>
+      <w:r>
+        <w:rPr>
+          <w:color w:val="555555"/>
+        </w:rPr>
+        <w:t>Desktop</w:t>
+      </w:r>
+      <w:r>
+        <w:rPr>
+          <w:color w:val="555555"/>
+        </w:rPr>
+        <w:t>, with a target of R</w:t>
+      </w:r>
+      <w:r>
+        <w:rPr>
+          <w:color w:val="555555"/>
+        </w:rPr>
+        <w:t>1</w:t>
+      </w:r>
+      <w:r>
+        <w:rPr>
+          <w:color w:val="555555"/>
+        </w:rPr>
+        <w:t>,</w:t>
+      </w:r>
+      <w:r>
+        <w:rPr>
+          <w:color w:val="555555"/>
+        </w:rPr>
+        <w:t>2</w:t>
+      </w:r>
+      <w:r>
+        <w:rPr>
+          <w:color w:val="555555"/>
+        </w:rPr>
+        <w:t xml:space="preserve">00, R500 already saved, and a </w:t>
+      </w:r>
+      <w:r>
+        <w:rPr>
+          <w:color w:val="555555"/>
+        </w:rPr>
+        <w:t>41</w:t>
+      </w:r>
+      <w:r>
+        <w:rPr>
+          <w:color w:val="555555"/>
+        </w:rPr>
+        <w:t>% progress bar. The screen is clean and easy to use, with a consistent blue and mint green style.</w:t>
+      </w:r>
+    </w:p>
+    <w:p>
+      <w:pPr>
+        <w:spacing w:after="120"/>
+      </w:pPr>
+    </w:p>
+    <w:p>
+      <w:pPr>
+        <w:pStyle w:val="Heading2"/>
+        <w:keepNext/>
+      </w:pPr>
+      <w:bookmarkStart w:id="20" w:name="_Toc231667176"/>
+      <w:r>
+        <w:lastRenderedPageBreak/>
+        <w:t>No Spend Day Challenge</w:t>
+      </w:r>
+      <w:bookmarkEnd w:id="20"/>
+    </w:p>
+    <w:p>
+      <w:r>
+        <w:rPr>
+          <w:noProof/>
+        </w:rPr>
+        <w:drawing>
+          <wp:inline distT="0" distB="0" distL="0" distR="0" wp14:anchorId="15C3B980" wp14:editId="249AC453">
+            <wp:extent cx="1851660" cy="3131820"/>
+            <wp:effectExtent l="0" t="0" r="0" b="0"/>
+            <wp:docPr id="326440068" name="Picture 20"/>
+            <wp:cNvGraphicFramePr>
+              <a:graphicFrameLocks xmlns:a="http://schemas.openxmlformats.org/drawingml/2006/main" noChangeAspect="1"/>
+            </wp:cNvGraphicFramePr>
+            <a:graphic xmlns:a="http://schemas.openxmlformats.org/drawingml/2006/main">
+              <a:graphicData uri="http://schemas.openxmlformats.org/drawingml/2006/picture">
+                <pic:pic xmlns:pic="http://schemas.openxmlformats.org/drawingml/2006/picture">
+                  <pic:nvPicPr>
+                    <pic:cNvPr id="0" name="Picture 39"/>
+                    <pic:cNvPicPr>
+                      <a:picLocks noChangeAspect="1" noChangeArrowheads="1"/>
+                    </pic:cNvPicPr>
+                  </pic:nvPicPr>
+                  <pic:blipFill>
+                    <a:blip r:embed="rId24" cstate="print">
+                      <a:extLst>
+                        <a:ext uri="{28A0092B-C50C-407E-A947-70E740481C1C}">
+                          <a14:useLocalDpi xmlns:a14="http://schemas.microsoft.com/office/drawing/2010/main" val="0"/>
+                        </a:ext>
+                      </a:extLst>
+                    </a:blip>
+                    <a:srcRect/>
+                    <a:stretch>
+                      <a:fillRect/>
+                    </a:stretch>
+                  </pic:blipFill>
+                  <pic:spPr bwMode="auto">
+                    <a:xfrm>
+                      <a:off x="0" y="0"/>
+                      <a:ext cx="1851660" cy="3131820"/>
+                    </a:xfrm>
+                    <a:prstGeom prst="rect">
+                      <a:avLst/>
+                    </a:prstGeom>
+                    <a:noFill/>
+                    <a:ln>
+                      <a:noFill/>
+                    </a:ln>
+                  </pic:spPr>
+                </pic:pic>
+              </a:graphicData>
+            </a:graphic>
+          </wp:inline>
+        </w:drawing>
+      </w:r>
+      <w:r>
+        <w:t xml:space="preserve">     </w:t>
+      </w:r>
+      <w:r>
+        <w:rPr>
+          <w:noProof/>
+        </w:rPr>
+        <w:drawing>
+          <wp:inline distT="0" distB="0" distL="0" distR="0" wp14:anchorId="21258B17" wp14:editId="6566676E">
+            <wp:extent cx="1714500" cy="3089304"/>
+            <wp:effectExtent l="0" t="0" r="0" b="0"/>
+            <wp:docPr id="582357405" name="Picture 21"/>
+            <wp:cNvGraphicFramePr>
+              <a:graphicFrameLocks xmlns:a="http://schemas.openxmlformats.org/drawingml/2006/main" noChangeAspect="1"/>
+            </wp:cNvGraphicFramePr>
+            <a:graphic xmlns:a="http://schemas.openxmlformats.org/drawingml/2006/main">
+              <a:graphicData uri="http://schemas.openxmlformats.org/drawingml/2006/picture">
+                <pic:pic xmlns:pic="http://schemas.openxmlformats.org/drawingml/2006/picture">
+                  <pic:nvPicPr>
+                    <pic:cNvPr id="0" name="Picture 41"/>
+                    <pic:cNvPicPr>
+                      <a:picLocks noChangeAspect="1" noChangeArrowheads="1"/>
+                    </pic:cNvPicPr>
+                  </pic:nvPicPr>
+                  <pic:blipFill>
+                    <a:blip r:embed="rId25" cstate="print">
+                      <a:extLst>
+                        <a:ext uri="{28A0092B-C50C-407E-A947-70E740481C1C}">
+                          <a14:useLocalDpi xmlns:a14="http://schemas.microsoft.com/office/drawing/2010/main" val="0"/>
+                        </a:ext>
+                      </a:extLst>
+                    </a:blip>
+                    <a:srcRect/>
+                    <a:stretch>
+                      <a:fillRect/>
+                    </a:stretch>
+                  </pic:blipFill>
+                  <pic:spPr bwMode="auto">
+                    <a:xfrm>
+                      <a:off x="0" y="0"/>
+                      <a:ext cx="1723796" cy="3106054"/>
+                    </a:xfrm>
+                    <a:prstGeom prst="rect">
+                      <a:avLst/>
+                    </a:prstGeom>
+                    <a:noFill/>
+                    <a:ln>
+                      <a:noFill/>
+                    </a:ln>
+                  </pic:spPr>
+                </pic:pic>
+              </a:graphicData>
+            </a:graphic>
+          </wp:inline>
+        </w:drawing>
+      </w:r>
+    </w:p>
+    <w:p/>
+    <w:p>
+      <w:pPr>
+        <w:spacing w:after="160"/>
+        <w:jc w:val="both"/>
+      </w:pPr>
+      <w:r>
+        <w:rPr>
+          <w:color w:val="555555"/>
+        </w:rPr>
         <w:t>The left screenshot shows the No Spend Day Challenge before the button is tapped. The right screenshot shows the success message in green: 'Amazing! You haven't spent anything today! You completed the No Spend Day Challenge!' This also automatically earns the No Spend Hero badge. If the user has spent money, a red message shows the total spent and tells them to try again tomorrow.</w:t>
       </w:r>
     </w:p>
@@ -6955,6 +7264,79 @@
       <w:pPr>
         <w:spacing w:after="120"/>
       </w:pPr>
+    </w:p>
+    <w:p>
+      <w:pPr>
+        <w:pStyle w:val="Heading2"/>
+        <w:keepNext/>
+      </w:pPr>
+      <w:r>
+        <w:t>Reminders</w:t>
+      </w:r>
+    </w:p>
+    <w:p>
+      <w:pPr>
+        <w:pStyle w:val="Heading2"/>
+        <w:keepNext/>
+      </w:pPr>
+      <w:r>
+        <w:rPr>
+          <w:noProof/>
+        </w:rPr>
+        <w:drawing>
+          <wp:inline distT="0" distB="0" distL="0" distR="0" wp14:anchorId="3C7ECA49" wp14:editId="4B35AE24">
+            <wp:extent cx="4605655" cy="1447800"/>
+            <wp:effectExtent l="0" t="0" r="4445" b="0"/>
+            <wp:docPr id="1915670110" name="Picture 22"/>
+            <wp:cNvGraphicFramePr>
+              <a:graphicFrameLocks xmlns:a="http://schemas.openxmlformats.org/drawingml/2006/main" noChangeAspect="1"/>
+            </wp:cNvGraphicFramePr>
+            <a:graphic xmlns:a="http://schemas.openxmlformats.org/drawingml/2006/main">
+              <a:graphicData uri="http://schemas.openxmlformats.org/drawingml/2006/picture">
+                <pic:pic xmlns:pic="http://schemas.openxmlformats.org/drawingml/2006/picture">
+                  <pic:nvPicPr>
+                    <pic:cNvPr id="0" name="Picture 43"/>
+                    <pic:cNvPicPr>
+                      <a:picLocks noChangeAspect="1" noChangeArrowheads="1"/>
+                    </pic:cNvPicPr>
+                  </pic:nvPicPr>
+                  <pic:blipFill rotWithShape="1">
+                    <a:blip r:embed="rId26">
+                      <a:extLst>
+                        <a:ext uri="{28A0092B-C50C-407E-A947-70E740481C1C}">
+                          <a14:useLocalDpi xmlns:a14="http://schemas.microsoft.com/office/drawing/2010/main" val="0"/>
+                        </a:ext>
+                      </a:extLst>
+                    </a:blip>
+                    <a:srcRect b="83665"/>
+                    <a:stretch>
+                      <a:fillRect/>
+                    </a:stretch>
+                  </pic:blipFill>
+                  <pic:spPr bwMode="auto">
+                    <a:xfrm>
+                      <a:off x="0" y="0"/>
+                      <a:ext cx="4605655" cy="1447800"/>
+                    </a:xfrm>
+                    <a:prstGeom prst="rect">
+                      <a:avLst/>
+                    </a:prstGeom>
+                    <a:noFill/>
+                    <a:ln>
+                      <a:noFill/>
+                    </a:ln>
+                    <a:extLst>
+                      <a:ext uri="{53640926-AAD7-44D8-BBD7-CCE9431645EC}">
+                        <a14:shadowObscured xmlns:a14="http://schemas.microsoft.com/office/drawing/2010/main"/>
+                      </a:ext>
+                    </a:extLst>
+                  </pic:spPr>
+                </pic:pic>
+              </a:graphicData>
+            </a:graphic>
+          </wp:inline>
+        </w:drawing>
+      </w:r>
     </w:p>
     <w:p>
       <w:r>
@@ -8287,7 +8669,7 @@
         </w:rPr>
         <w:t xml:space="preserve">Forbes Advisor. (2025) Best Budgeting Apps. Available at: </w:t>
       </w:r>
-      <w:hyperlink r:id="rId24" w:history="1">
+      <w:hyperlink r:id="rId27" w:history="1">
         <w:r>
           <w:rPr>
             <w:rStyle w:val="Hyperlink"/>
@@ -8381,7 +8763,7 @@
         </w:rPr>
         <w:t xml:space="preserve">: Expense Tracker &amp; Budget App. Available at: </w:t>
       </w:r>
-      <w:hyperlink r:id="rId25" w:history="1">
+      <w:hyperlink r:id="rId28" w:history="1">
         <w:proofErr w:type="spellStart"/>
         <w:r>
           <w:rPr>
@@ -8503,7 +8885,7 @@
         </w:rPr>
         <w:t xml:space="preserve">. Available at: </w:t>
       </w:r>
-      <w:hyperlink r:id="rId26" w:history="1">
+      <w:hyperlink r:id="rId29" w:history="1">
         <w:r>
           <w:rPr>
             <w:rStyle w:val="Hyperlink"/>
@@ -8597,7 +8979,7 @@
         </w:rPr>
         <w:t xml:space="preserve">: Money &amp; Budgeting App. Available at: </w:t>
       </w:r>
-      <w:hyperlink r:id="rId27" w:history="1">
+      <w:hyperlink r:id="rId30" w:history="1">
         <w:r>
           <w:rPr>
             <w:rStyle w:val="Hyperlink"/>
@@ -8673,7 +9055,7 @@
         </w:rPr>
         <w:t xml:space="preserve">Investopedia. (2025) Top Budgeting Apps for Personal Finance. Available at: </w:t>
       </w:r>
-      <w:hyperlink r:id="rId28" w:history="1">
+      <w:hyperlink r:id="rId31" w:history="1">
         <w:r>
           <w:rPr>
             <w:rStyle w:val="Hyperlink"/>
@@ -8795,7 +9177,7 @@
         </w:rPr>
         <w:t xml:space="preserve">. Available at: </w:t>
       </w:r>
-      <w:hyperlink r:id="rId29" w:anchor="PhilJay/MPAndroidChart" w:history="1">
+      <w:hyperlink r:id="rId32" w:anchor="PhilJay/MPAndroidChart" w:history="1">
         <w:r>
           <w:rPr>
             <w:rStyle w:val="Hyperlink"/>
@@ -8871,7 +9253,7 @@
         </w:rPr>
         <w:t xml:space="preserve">NerdWallet. (2025) Best Budgeting Apps of 2025. Available at: </w:t>
       </w:r>
-      <w:hyperlink r:id="rId30" w:history="1">
+      <w:hyperlink r:id="rId33" w:history="1">
         <w:r>
           <w:rPr>
             <w:rStyle w:val="Hyperlink"/>
@@ -8965,7 +9347,7 @@
         </w:rPr>
         <w:t xml:space="preserve"> logo generated using DALL-E. Available at: </w:t>
       </w:r>
-      <w:hyperlink r:id="rId31" w:history="1">
+      <w:hyperlink r:id="rId34" w:history="1">
         <w:r>
           <w:rPr>
             <w:rStyle w:val="Hyperlink"/>
@@ -9059,7 +9441,7 @@
         </w:rPr>
         <w:t xml:space="preserve">Statista. (2023) Finance App Market Size Worldwide. Available at: </w:t>
       </w:r>
-      <w:hyperlink r:id="rId32" w:history="1">
+      <w:hyperlink r:id="rId35" w:history="1">
         <w:r>
           <w:rPr>
             <w:rStyle w:val="Hyperlink"/>
@@ -9171,7 +9553,7 @@
         </w:rPr>
         <w:t xml:space="preserve"> App Review. NerdWallet. Available at: </w:t>
       </w:r>
-      <w:hyperlink r:id="rId33" w:history="1">
+      <w:hyperlink r:id="rId36" w:history="1">
         <w:r>
           <w:rPr>
             <w:rStyle w:val="Hyperlink"/>
@@ -9241,7 +9623,7 @@
       </w:pPr>
     </w:p>
     <w:sectPr>
-      <w:headerReference w:type="default" r:id="rId34"/>
+      <w:headerReference w:type="default" r:id="rId37"/>
       <w:pgSz w:w="11906" w:h="16838"/>
       <w:pgMar w:top="1440" w:right="1440" w:bottom="1440" w:left="1440" w:header="708" w:footer="708" w:gutter="0"/>
       <w:cols w:space="720"/>
@@ -10342,6 +10724,7 @@
   <w:style w:type="character" w:default="1" w:styleId="DefaultParagraphFont">
     <w:name w:val="Default Paragraph Font"/>
     <w:uiPriority w:val="1"/>
+    <w:semiHidden/>
     <w:unhideWhenUsed/>
   </w:style>
   <w:style w:type="table" w:default="1" w:styleId="TableNormal">
